--- a/document/Module documents/HR_Field_Attendance_User_Manual.docx
+++ b/document/Module documents/HR_Field_Attendance_User_Manual.docx
@@ -367,30 +367,6 @@
     </w:p>
     <w:p>
       <w:pPr>
-        <w:pStyle w:val="ListBullet"/>
-        <w:spacing w:after="40"/>
-      </w:pPr>
-      <w:r>
-        <w:rPr>
-          <w:b/>
-          <w:i w:val="0"/>
-          <w:color w:val="333333"/>
-          <w:sz w:val="21"/>
-        </w:rPr>
-        <w:t>Mobile app support</w:t>
-      </w:r>
-      <w:r>
-        <w:rPr>
-          <w:b w:val="0"/>
-          <w:i w:val="0"/>
-          <w:color w:val="333333"/>
-          <w:sz w:val="21"/>
-        </w:rPr>
-        <w:t xml:space="preserve"> — the same flow is available to the phone app over RPC.</w:t>
-      </w:r>
-    </w:p>
-    <w:p>
-      <w:pPr>
         <w:spacing w:after="120"/>
       </w:pPr>
       <w:r>
@@ -505,6 +481,69 @@
     </w:p>
     <w:p>
       <w:pPr>
+        <w:keepNext/>
+        <w:spacing w:before="80" w:after="20"/>
+        <w:jc w:val="center"/>
+      </w:pPr>
+      <w:r>
+        <w:drawing>
+          <wp:inline distT="0" distB="0" distL="0" distR="0">
+            <wp:extent cx="5760720" cy="2303686"/>
+            <wp:effectExtent l="0" t="0" r="0" b="0"/>
+            <wp:docPr id="701" name="screenshot1.png"/>
+            <wp:cNvGraphicFramePr>
+              <a:graphicFrameLocks xmlns:a="http://schemas.openxmlformats.org/drawingml/2006/main" noChangeAspect="1"/>
+            </wp:cNvGraphicFramePr>
+            <a:graphic xmlns:a="http://schemas.openxmlformats.org/drawingml/2006/main">
+              <a:graphicData uri="http://schemas.openxmlformats.org/drawingml/2006/picture">
+                <pic:pic xmlns:pic="http://schemas.openxmlformats.org/drawingml/2006/picture">
+                  <pic:nvPicPr>
+                    <pic:cNvPr id="701" name="screenshot1.png"/>
+                    <pic:cNvPicPr/>
+                  </pic:nvPicPr>
+                  <pic:blipFill>
+                    <a:blip r:embed="rIdImg1"/>
+                    <a:stretch>
+                      <a:fillRect/>
+                    </a:stretch>
+                  </pic:blipFill>
+                  <pic:spPr>
+                    <a:xfrm>
+                      <a:off x="0" y="0"/>
+                      <a:ext cx="5760720" cy="2303686"/>
+                    </a:xfrm>
+                    <a:prstGeom prst="rect">
+                      <a:avLst/>
+                    </a:prstGeom>
+                    <a:ln w="9525">
+                      <a:solidFill>
+                        <a:srgbClr val="BFBFBF"/>
+                      </a:solidFill>
+                    </a:ln>
+                  </pic:spPr>
+                </pic:pic>
+              </a:graphicData>
+            </a:graphic>
+          </wp:inline>
+        </w:drawing>
+      </w:r>
+    </w:p>
+    <w:p>
+      <w:pPr>
+        <w:spacing w:before="0" w:after="160"/>
+        <w:jc w:val="center"/>
+      </w:pPr>
+      <w:r>
+        <w:rPr>
+          <w:i/>
+          <w:color w:val="7F7F7F"/>
+          <w:sz w:val="17"/>
+        </w:rPr>
+        <w:t xml:space="preserve">The Field Attendance menu — My Field Attendance and All Field Records.</w:t>
+      </w:r>
+    </w:p>
+    <w:p>
+      <w:pPr>
         <w:pStyle w:val="ListBullet"/>
         <w:spacing w:after="40"/>
       </w:pPr>
@@ -549,6 +588,69 @@
           <w:sz w:val="21"/>
         </w:rPr>
         <w:t xml:space="preserve"> — HR Officers and Managers see everyone's field attendance.</w:t>
+      </w:r>
+    </w:p>
+    <w:p>
+      <w:pPr>
+        <w:keepNext/>
+        <w:spacing w:before="80" w:after="20"/>
+        <w:jc w:val="center"/>
+      </w:pPr>
+      <w:r>
+        <w:drawing>
+          <wp:inline distT="0" distB="0" distL="0" distR="0">
+            <wp:extent cx="5760720" cy="2087435"/>
+            <wp:effectExtent l="0" t="0" r="0" b="0"/>
+            <wp:docPr id="702" name="screenshot2.png"/>
+            <wp:cNvGraphicFramePr>
+              <a:graphicFrameLocks xmlns:a="http://schemas.openxmlformats.org/drawingml/2006/main" noChangeAspect="1"/>
+            </wp:cNvGraphicFramePr>
+            <a:graphic xmlns:a="http://schemas.openxmlformats.org/drawingml/2006/main">
+              <a:graphicData uri="http://schemas.openxmlformats.org/drawingml/2006/picture">
+                <pic:pic xmlns:pic="http://schemas.openxmlformats.org/drawingml/2006/picture">
+                  <pic:nvPicPr>
+                    <pic:cNvPr id="702" name="screenshot2.png"/>
+                    <pic:cNvPicPr/>
+                  </pic:nvPicPr>
+                  <pic:blipFill>
+                    <a:blip r:embed="rIdImg2"/>
+                    <a:stretch>
+                      <a:fillRect/>
+                    </a:stretch>
+                  </pic:blipFill>
+                  <pic:spPr>
+                    <a:xfrm>
+                      <a:off x="0" y="0"/>
+                      <a:ext cx="5760720" cy="2087435"/>
+                    </a:xfrm>
+                    <a:prstGeom prst="rect">
+                      <a:avLst/>
+                    </a:prstGeom>
+                    <a:ln w="9525">
+                      <a:solidFill>
+                        <a:srgbClr val="BFBFBF"/>
+                      </a:solidFill>
+                    </a:ln>
+                  </pic:spPr>
+                </pic:pic>
+              </a:graphicData>
+            </a:graphic>
+          </wp:inline>
+        </w:drawing>
+      </w:r>
+    </w:p>
+    <w:p>
+      <w:pPr>
+        <w:spacing w:before="0" w:after="160"/>
+        <w:jc w:val="center"/>
+      </w:pPr>
+      <w:r>
+        <w:rPr>
+          <w:i/>
+          <w:color w:val="7F7F7F"/>
+          <w:sz w:val="17"/>
+        </w:rPr>
+        <w:t xml:space="preserve">The Field Attendance list view.</w:t>
       </w:r>
     </w:p>
     <w:tbl>
@@ -656,6 +758,69 @@
     </w:p>
     <w:p>
       <w:pPr>
+        <w:keepNext/>
+        <w:spacing w:before="80" w:after="20"/>
+        <w:jc w:val="center"/>
+      </w:pPr>
+      <w:r>
+        <w:drawing>
+          <wp:inline distT="0" distB="0" distL="0" distR="0">
+            <wp:extent cx="5760720" cy="4207101"/>
+            <wp:effectExtent l="0" t="0" r="0" b="0"/>
+            <wp:docPr id="704" name="screenshot4.png"/>
+            <wp:cNvGraphicFramePr>
+              <a:graphicFrameLocks xmlns:a="http://schemas.openxmlformats.org/drawingml/2006/main" noChangeAspect="1"/>
+            </wp:cNvGraphicFramePr>
+            <a:graphic xmlns:a="http://schemas.openxmlformats.org/drawingml/2006/main">
+              <a:graphicData uri="http://schemas.openxmlformats.org/drawingml/2006/picture">
+                <pic:pic xmlns:pic="http://schemas.openxmlformats.org/drawingml/2006/picture">
+                  <pic:nvPicPr>
+                    <pic:cNvPr id="704" name="screenshot4.png"/>
+                    <pic:cNvPicPr/>
+                  </pic:nvPicPr>
+                  <pic:blipFill>
+                    <a:blip r:embed="rIdImg4"/>
+                    <a:stretch>
+                      <a:fillRect/>
+                    </a:stretch>
+                  </pic:blipFill>
+                  <pic:spPr>
+                    <a:xfrm>
+                      <a:off x="0" y="0"/>
+                      <a:ext cx="5760720" cy="4207101"/>
+                    </a:xfrm>
+                    <a:prstGeom prst="rect">
+                      <a:avLst/>
+                    </a:prstGeom>
+                    <a:ln w="9525">
+                      <a:solidFill>
+                        <a:srgbClr val="BFBFBF"/>
+                      </a:solidFill>
+                    </a:ln>
+                  </pic:spPr>
+                </pic:pic>
+              </a:graphicData>
+            </a:graphic>
+          </wp:inline>
+        </w:drawing>
+      </w:r>
+    </w:p>
+    <w:p>
+      <w:pPr>
+        <w:spacing w:before="0" w:after="160"/>
+        <w:jc w:val="center"/>
+      </w:pPr>
+      <w:r>
+        <w:rPr>
+          <w:i/>
+          <w:color w:val="7F7F7F"/>
+          <w:sz w:val="17"/>
+        </w:rPr>
+        <w:t xml:space="preserve">The field attendance form — guidance banner, Late Tracking and the trip buttons.</w:t>
+      </w:r>
+    </w:p>
+    <w:p>
+      <w:pPr>
         <w:spacing w:before="200" w:after="40"/>
       </w:pPr>
       <w:r>
@@ -703,6 +868,69 @@
     </w:p>
     <w:p>
       <w:pPr>
+        <w:keepNext/>
+        <w:spacing w:before="80" w:after="20"/>
+        <w:jc w:val="center"/>
+      </w:pPr>
+      <w:r>
+        <w:drawing>
+          <wp:inline distT="0" distB="0" distL="0" distR="0">
+            <wp:extent cx="5760720" cy="3781981"/>
+            <wp:effectExtent l="0" t="0" r="0" b="0"/>
+            <wp:docPr id="708" name="screenshot8.png"/>
+            <wp:cNvGraphicFramePr>
+              <a:graphicFrameLocks xmlns:a="http://schemas.openxmlformats.org/drawingml/2006/main" noChangeAspect="1"/>
+            </wp:cNvGraphicFramePr>
+            <a:graphic xmlns:a="http://schemas.openxmlformats.org/drawingml/2006/main">
+              <a:graphicData uri="http://schemas.openxmlformats.org/drawingml/2006/picture">
+                <pic:pic xmlns:pic="http://schemas.openxmlformats.org/drawingml/2006/picture">
+                  <pic:nvPicPr>
+                    <pic:cNvPr id="708" name="screenshot8.png"/>
+                    <pic:cNvPicPr/>
+                  </pic:nvPicPr>
+                  <pic:blipFill>
+                    <a:blip r:embed="rIdImg8"/>
+                    <a:stretch>
+                      <a:fillRect/>
+                    </a:stretch>
+                  </pic:blipFill>
+                  <pic:spPr>
+                    <a:xfrm>
+                      <a:off x="0" y="0"/>
+                      <a:ext cx="5760720" cy="3781981"/>
+                    </a:xfrm>
+                    <a:prstGeom prst="rect">
+                      <a:avLst/>
+                    </a:prstGeom>
+                    <a:ln w="9525">
+                      <a:solidFill>
+                        <a:srgbClr val="BFBFBF"/>
+                      </a:solidFill>
+                    </a:ln>
+                  </pic:spPr>
+                </pic:pic>
+              </a:graphicData>
+            </a:graphic>
+          </wp:inline>
+        </w:drawing>
+      </w:r>
+    </w:p>
+    <w:p>
+      <w:pPr>
+        <w:spacing w:before="0" w:after="160"/>
+        <w:jc w:val="center"/>
+      </w:pPr>
+      <w:r>
+        <w:rPr>
+          <w:i/>
+          <w:color w:val="7F7F7F"/>
+          <w:sz w:val="17"/>
+        </w:rPr>
+        <w:t xml:space="preserve">The Primary Trip card, with Trip Totals below.</w:t>
+      </w:r>
+    </w:p>
+    <w:p>
+      <w:pPr>
         <w:spacing w:before="200" w:after="40"/>
       </w:pPr>
       <w:r>
@@ -746,6 +974,132 @@
           <w:sz w:val="21"/>
         </w:rPr>
         <w:t>Each extra trip appears as a card with two columns: Trip Details (source, destination, KM, duration, GPS) on the left and Visit Details (the customer, date, location and GPS of the visit) on the right. When you start heading back, the return legs are grouped under a Return Home section and labelled Visit → Office, Office → Home or Visit → Home (Direct).</w:t>
+      </w:r>
+    </w:p>
+    <w:p>
+      <w:pPr>
+        <w:keepNext/>
+        <w:spacing w:before="80" w:after="20"/>
+        <w:jc w:val="center"/>
+      </w:pPr>
+      <w:r>
+        <w:drawing>
+          <wp:inline distT="0" distB="0" distL="0" distR="0">
+            <wp:extent cx="5760720" cy="3605631"/>
+            <wp:effectExtent l="0" t="0" r="0" b="0"/>
+            <wp:docPr id="714" name="screenshot14.png"/>
+            <wp:cNvGraphicFramePr>
+              <a:graphicFrameLocks xmlns:a="http://schemas.openxmlformats.org/drawingml/2006/main" noChangeAspect="1"/>
+            </wp:cNvGraphicFramePr>
+            <a:graphic xmlns:a="http://schemas.openxmlformats.org/drawingml/2006/main">
+              <a:graphicData uri="http://schemas.openxmlformats.org/drawingml/2006/picture">
+                <pic:pic xmlns:pic="http://schemas.openxmlformats.org/drawingml/2006/picture">
+                  <pic:nvPicPr>
+                    <pic:cNvPr id="714" name="screenshot14.png"/>
+                    <pic:cNvPicPr/>
+                  </pic:nvPicPr>
+                  <pic:blipFill>
+                    <a:blip r:embed="rIdImg14"/>
+                    <a:stretch>
+                      <a:fillRect/>
+                    </a:stretch>
+                  </pic:blipFill>
+                  <pic:spPr>
+                    <a:xfrm>
+                      <a:off x="0" y="0"/>
+                      <a:ext cx="5760720" cy="3605631"/>
+                    </a:xfrm>
+                    <a:prstGeom prst="rect">
+                      <a:avLst/>
+                    </a:prstGeom>
+                    <a:ln w="9525">
+                      <a:solidFill>
+                        <a:srgbClr val="BFBFBF"/>
+                      </a:solidFill>
+                    </a:ln>
+                  </pic:spPr>
+                </pic:pic>
+              </a:graphicData>
+            </a:graphic>
+          </wp:inline>
+        </w:drawing>
+      </w:r>
+    </w:p>
+    <w:p>
+      <w:pPr>
+        <w:spacing w:before="0" w:after="160"/>
+        <w:jc w:val="center"/>
+      </w:pPr>
+      <w:r>
+        <w:rPr>
+          <w:i/>
+          <w:color w:val="7F7F7F"/>
+          <w:sz w:val="17"/>
+        </w:rPr>
+        <w:t xml:space="preserve">An additional trip card — Trip Details on the left, Visit Details on the right.</w:t>
+      </w:r>
+    </w:p>
+    <w:p>
+      <w:pPr>
+        <w:keepNext/>
+        <w:spacing w:before="80" w:after="20"/>
+        <w:jc w:val="center"/>
+      </w:pPr>
+      <w:r>
+        <w:drawing>
+          <wp:inline distT="0" distB="0" distL="0" distR="0">
+            <wp:extent cx="5760720" cy="2613048"/>
+            <wp:effectExtent l="0" t="0" r="0" b="0"/>
+            <wp:docPr id="719" name="screenshot19.png"/>
+            <wp:cNvGraphicFramePr>
+              <a:graphicFrameLocks xmlns:a="http://schemas.openxmlformats.org/drawingml/2006/main" noChangeAspect="1"/>
+            </wp:cNvGraphicFramePr>
+            <a:graphic xmlns:a="http://schemas.openxmlformats.org/drawingml/2006/main">
+              <a:graphicData uri="http://schemas.openxmlformats.org/drawingml/2006/picture">
+                <pic:pic xmlns:pic="http://schemas.openxmlformats.org/drawingml/2006/picture">
+                  <pic:nvPicPr>
+                    <pic:cNvPr id="719" name="screenshot19.png"/>
+                    <pic:cNvPicPr/>
+                  </pic:nvPicPr>
+                  <pic:blipFill>
+                    <a:blip r:embed="rIdImg19"/>
+                    <a:stretch>
+                      <a:fillRect/>
+                    </a:stretch>
+                  </pic:blipFill>
+                  <pic:spPr>
+                    <a:xfrm>
+                      <a:off x="0" y="0"/>
+                      <a:ext cx="5760720" cy="2613048"/>
+                    </a:xfrm>
+                    <a:prstGeom prst="rect">
+                      <a:avLst/>
+                    </a:prstGeom>
+                    <a:ln w="9525">
+                      <a:solidFill>
+                        <a:srgbClr val="BFBFBF"/>
+                      </a:solidFill>
+                    </a:ln>
+                  </pic:spPr>
+                </pic:pic>
+              </a:graphicData>
+            </a:graphic>
+          </wp:inline>
+        </w:drawing>
+      </w:r>
+    </w:p>
+    <w:p>
+      <w:pPr>
+        <w:spacing w:before="0" w:after="160"/>
+        <w:jc w:val="center"/>
+      </w:pPr>
+      <w:r>
+        <w:rPr>
+          <w:i/>
+          <w:color w:val="7F7F7F"/>
+          <w:sz w:val="17"/>
+        </w:rPr>
+        <w:t xml:space="preserve">The Return Home section — a Visit → Home (Direct) leg.</w:t>
       </w:r>
     </w:p>
     <w:p>
@@ -944,6 +1298,69 @@
     </w:p>
     <w:p>
       <w:pPr>
+        <w:keepNext/>
+        <w:spacing w:before="80" w:after="20"/>
+        <w:jc w:val="center"/>
+      </w:pPr>
+      <w:r>
+        <w:drawing>
+          <wp:inline distT="0" distB="0" distL="0" distR="0">
+            <wp:extent cx="5760720" cy="2574003"/>
+            <wp:effectExtent l="0" t="0" r="0" b="0"/>
+            <wp:docPr id="703" name="screenshot3.png"/>
+            <wp:cNvGraphicFramePr>
+              <a:graphicFrameLocks xmlns:a="http://schemas.openxmlformats.org/drawingml/2006/main" noChangeAspect="1"/>
+            </wp:cNvGraphicFramePr>
+            <a:graphic xmlns:a="http://schemas.openxmlformats.org/drawingml/2006/main">
+              <a:graphicData uri="http://schemas.openxmlformats.org/drawingml/2006/picture">
+                <pic:pic xmlns:pic="http://schemas.openxmlformats.org/drawingml/2006/picture">
+                  <pic:nvPicPr>
+                    <pic:cNvPr id="703" name="screenshot3.png"/>
+                    <pic:cNvPicPr/>
+                  </pic:nvPicPr>
+                  <pic:blipFill>
+                    <a:blip r:embed="rIdImg3"/>
+                    <a:stretch>
+                      <a:fillRect/>
+                    </a:stretch>
+                  </pic:blipFill>
+                  <pic:spPr>
+                    <a:xfrm>
+                      <a:off x="0" y="0"/>
+                      <a:ext cx="5760720" cy="2574003"/>
+                    </a:xfrm>
+                    <a:prstGeom prst="rect">
+                      <a:avLst/>
+                    </a:prstGeom>
+                    <a:ln w="9525">
+                      <a:solidFill>
+                        <a:srgbClr val="BFBFBF"/>
+                      </a:solidFill>
+                    </a:ln>
+                  </pic:spPr>
+                </pic:pic>
+              </a:graphicData>
+            </a:graphic>
+          </wp:inline>
+        </w:drawing>
+      </w:r>
+    </w:p>
+    <w:p>
+      <w:pPr>
+        <w:spacing w:before="0" w:after="160"/>
+        <w:jc w:val="center"/>
+      </w:pPr>
+      <w:r>
+        <w:rPr>
+          <w:i/>
+          <w:color w:val="7F7F7F"/>
+          <w:sz w:val="17"/>
+        </w:rPr>
+        <w:t xml:space="preserve">The Enter Late Reason pop-up.</w:t>
+      </w:r>
+    </w:p>
+    <w:p>
+      <w:pPr>
         <w:spacing w:before="200" w:after="40"/>
       </w:pPr>
       <w:r>
@@ -991,6 +1408,258 @@
     </w:p>
     <w:p>
       <w:pPr>
+        <w:keepNext/>
+        <w:spacing w:before="80" w:after="20"/>
+        <w:jc w:val="center"/>
+      </w:pPr>
+      <w:r>
+        <w:drawing>
+          <wp:inline distT="0" distB="0" distL="0" distR="0">
+            <wp:extent cx="5760720" cy="3099713"/>
+            <wp:effectExtent l="0" t="0" r="0" b="0"/>
+            <wp:docPr id="707" name="screenshot7.png"/>
+            <wp:cNvGraphicFramePr>
+              <a:graphicFrameLocks xmlns:a="http://schemas.openxmlformats.org/drawingml/2006/main" noChangeAspect="1"/>
+            </wp:cNvGraphicFramePr>
+            <a:graphic xmlns:a="http://schemas.openxmlformats.org/drawingml/2006/main">
+              <a:graphicData uri="http://schemas.openxmlformats.org/drawingml/2006/picture">
+                <pic:pic xmlns:pic="http://schemas.openxmlformats.org/drawingml/2006/picture">
+                  <pic:nvPicPr>
+                    <pic:cNvPr id="707" name="screenshot7.png"/>
+                    <pic:cNvPicPr/>
+                  </pic:nvPicPr>
+                  <pic:blipFill>
+                    <a:blip r:embed="rIdImg7"/>
+                    <a:stretch>
+                      <a:fillRect/>
+                    </a:stretch>
+                  </pic:blipFill>
+                  <pic:spPr>
+                    <a:xfrm>
+                      <a:off x="0" y="0"/>
+                      <a:ext cx="5760720" cy="3099713"/>
+                    </a:xfrm>
+                    <a:prstGeom prst="rect">
+                      <a:avLst/>
+                    </a:prstGeom>
+                    <a:ln w="9525">
+                      <a:solidFill>
+                        <a:srgbClr val="BFBFBF"/>
+                      </a:solidFill>
+                    </a:ln>
+                  </pic:spPr>
+                </pic:pic>
+              </a:graphicData>
+            </a:graphic>
+          </wp:inline>
+        </w:drawing>
+      </w:r>
+    </w:p>
+    <w:p>
+      <w:pPr>
+        <w:spacing w:before="0" w:after="160"/>
+        <w:jc w:val="center"/>
+      </w:pPr>
+      <w:r>
+        <w:rPr>
+          <w:i/>
+          <w:color w:val="7F7F7F"/>
+          <w:sz w:val="17"/>
+        </w:rPr>
+        <w:t xml:space="preserve">Setup Primary Trip — pick a trip, enter Start KM and save.</w:t>
+      </w:r>
+    </w:p>
+    <w:p>
+      <w:pPr>
+        <w:keepNext/>
+        <w:spacing w:before="80" w:after="20"/>
+        <w:jc w:val="center"/>
+      </w:pPr>
+      <w:r>
+        <w:drawing>
+          <wp:inline distT="0" distB="0" distL="0" distR="0">
+            <wp:extent cx="5760720" cy="3560184"/>
+            <wp:effectExtent l="0" t="0" r="0" b="0"/>
+            <wp:docPr id="705" name="screenshot5.png"/>
+            <wp:cNvGraphicFramePr>
+              <a:graphicFrameLocks xmlns:a="http://schemas.openxmlformats.org/drawingml/2006/main" noChangeAspect="1"/>
+            </wp:cNvGraphicFramePr>
+            <a:graphic xmlns:a="http://schemas.openxmlformats.org/drawingml/2006/main">
+              <a:graphicData uri="http://schemas.openxmlformats.org/drawingml/2006/picture">
+                <pic:pic xmlns:pic="http://schemas.openxmlformats.org/drawingml/2006/picture">
+                  <pic:nvPicPr>
+                    <pic:cNvPr id="705" name="screenshot5.png"/>
+                    <pic:cNvPicPr/>
+                  </pic:nvPicPr>
+                  <pic:blipFill>
+                    <a:blip r:embed="rIdImg5"/>
+                    <a:stretch>
+                      <a:fillRect/>
+                    </a:stretch>
+                  </pic:blipFill>
+                  <pic:spPr>
+                    <a:xfrm>
+                      <a:off x="0" y="0"/>
+                      <a:ext cx="5760720" cy="3560184"/>
+                    </a:xfrm>
+                    <a:prstGeom prst="rect">
+                      <a:avLst/>
+                    </a:prstGeom>
+                    <a:ln w="9525">
+                      <a:solidFill>
+                        <a:srgbClr val="BFBFBF"/>
+                      </a:solidFill>
+                    </a:ln>
+                  </pic:spPr>
+                </pic:pic>
+              </a:graphicData>
+            </a:graphic>
+          </wp:inline>
+        </w:drawing>
+      </w:r>
+    </w:p>
+    <w:p>
+      <w:pPr>
+        <w:spacing w:before="0" w:after="160"/>
+        <w:jc w:val="center"/>
+      </w:pPr>
+      <w:r>
+        <w:rPr>
+          <w:i/>
+          <w:color w:val="7F7F7F"/>
+          <w:sz w:val="17"/>
+        </w:rPr>
+        <w:t xml:space="preserve">Creating the source trip — tracking details.</w:t>
+      </w:r>
+    </w:p>
+    <w:p>
+      <w:pPr>
+        <w:keepNext/>
+        <w:spacing w:before="80" w:after="20"/>
+        <w:jc w:val="center"/>
+      </w:pPr>
+      <w:r>
+        <w:drawing>
+          <wp:inline distT="0" distB="0" distL="0" distR="0">
+            <wp:extent cx="5760720" cy="3561555"/>
+            <wp:effectExtent l="0" t="0" r="0" b="0"/>
+            <wp:docPr id="706" name="screenshot6.png"/>
+            <wp:cNvGraphicFramePr>
+              <a:graphicFrameLocks xmlns:a="http://schemas.openxmlformats.org/drawingml/2006/main" noChangeAspect="1"/>
+            </wp:cNvGraphicFramePr>
+            <a:graphic xmlns:a="http://schemas.openxmlformats.org/drawingml/2006/main">
+              <a:graphicData uri="http://schemas.openxmlformats.org/drawingml/2006/picture">
+                <pic:pic xmlns:pic="http://schemas.openxmlformats.org/drawingml/2006/picture">
+                  <pic:nvPicPr>
+                    <pic:cNvPr id="706" name="screenshot6.png"/>
+                    <pic:cNvPicPr/>
+                  </pic:nvPicPr>
+                  <pic:blipFill>
+                    <a:blip r:embed="rIdImg6"/>
+                    <a:stretch>
+                      <a:fillRect/>
+                    </a:stretch>
+                  </pic:blipFill>
+                  <pic:spPr>
+                    <a:xfrm>
+                      <a:off x="0" y="0"/>
+                      <a:ext cx="5760720" cy="3561555"/>
+                    </a:xfrm>
+                    <a:prstGeom prst="rect">
+                      <a:avLst/>
+                    </a:prstGeom>
+                    <a:ln w="9525">
+                      <a:solidFill>
+                        <a:srgbClr val="BFBFBF"/>
+                      </a:solidFill>
+                    </a:ln>
+                  </pic:spPr>
+                </pic:pic>
+              </a:graphicData>
+            </a:graphic>
+          </wp:inline>
+        </w:drawing>
+      </w:r>
+    </w:p>
+    <w:p>
+      <w:pPr>
+        <w:spacing w:before="0" w:after="160"/>
+        <w:jc w:val="center"/>
+      </w:pPr>
+      <w:r>
+        <w:rPr>
+          <w:i/>
+          <w:color w:val="7F7F7F"/>
+          <w:sz w:val="17"/>
+        </w:rPr>
+        <w:t xml:space="preserve">Vehicle checklist, fuel and invoice details on the trip.</w:t>
+      </w:r>
+    </w:p>
+    <w:p>
+      <w:pPr>
+        <w:keepNext/>
+        <w:spacing w:before="80" w:after="20"/>
+        <w:jc w:val="center"/>
+      </w:pPr>
+      <w:r>
+        <w:drawing>
+          <wp:inline distT="0" distB="0" distL="0" distR="0">
+            <wp:extent cx="5760720" cy="3071423"/>
+            <wp:effectExtent l="0" t="0" r="0" b="0"/>
+            <wp:docPr id="709" name="screenshot9.png"/>
+            <wp:cNvGraphicFramePr>
+              <a:graphicFrameLocks xmlns:a="http://schemas.openxmlformats.org/drawingml/2006/main" noChangeAspect="1"/>
+            </wp:cNvGraphicFramePr>
+            <a:graphic xmlns:a="http://schemas.openxmlformats.org/drawingml/2006/main">
+              <a:graphicData uri="http://schemas.openxmlformats.org/drawingml/2006/picture">
+                <pic:pic xmlns:pic="http://schemas.openxmlformats.org/drawingml/2006/picture">
+                  <pic:nvPicPr>
+                    <pic:cNvPr id="709" name="screenshot9.png"/>
+                    <pic:cNvPicPr/>
+                  </pic:nvPicPr>
+                  <pic:blipFill>
+                    <a:blip r:embed="rIdImg9"/>
+                    <a:stretch>
+                      <a:fillRect/>
+                    </a:stretch>
+                  </pic:blipFill>
+                  <pic:spPr>
+                    <a:xfrm>
+                      <a:off x="0" y="0"/>
+                      <a:ext cx="5760720" cy="3071423"/>
+                    </a:xfrm>
+                    <a:prstGeom prst="rect">
+                      <a:avLst/>
+                    </a:prstGeom>
+                    <a:ln w="9525">
+                      <a:solidFill>
+                        <a:srgbClr val="BFBFBF"/>
+                      </a:solidFill>
+                    </a:ln>
+                  </pic:spPr>
+                </pic:pic>
+              </a:graphicData>
+            </a:graphic>
+          </wp:inline>
+        </w:drawing>
+      </w:r>
+    </w:p>
+    <w:p>
+      <w:pPr>
+        <w:spacing w:before="0" w:after="160"/>
+        <w:jc w:val="center"/>
+      </w:pPr>
+      <w:r>
+        <w:rPr>
+          <w:i/>
+          <w:color w:val="7F7F7F"/>
+          <w:sz w:val="17"/>
+        </w:rPr>
+        <w:t xml:space="preserve">The Add Fuel pop-up.</w:t>
+      </w:r>
+    </w:p>
+    <w:p>
+      <w:pPr>
         <w:spacing w:before="200" w:after="40"/>
       </w:pPr>
       <w:r>
@@ -1034,6 +1703,321 @@
           <w:sz w:val="21"/>
         </w:rPr>
         <w:t>Each time you drive to a new stop, click Add Additional Trip. If a trip is still open, a Close Previous Trip pop-up appears first — enter the End KM and click Save &amp; Exit; the open trip is ended automatically and the next trip's pop-up opens. Pick the trip and the visit, enter the Start KM, and save.</w:t>
+      </w:r>
+    </w:p>
+    <w:p>
+      <w:pPr>
+        <w:keepNext/>
+        <w:spacing w:before="80" w:after="20"/>
+        <w:jc w:val="center"/>
+      </w:pPr>
+      <w:r>
+        <w:drawing>
+          <wp:inline distT="0" distB="0" distL="0" distR="0">
+            <wp:extent cx="5760720" cy="2589020"/>
+            <wp:effectExtent l="0" t="0" r="0" b="0"/>
+            <wp:docPr id="710" name="screenshot10.png"/>
+            <wp:cNvGraphicFramePr>
+              <a:graphicFrameLocks xmlns:a="http://schemas.openxmlformats.org/drawingml/2006/main" noChangeAspect="1"/>
+            </wp:cNvGraphicFramePr>
+            <a:graphic xmlns:a="http://schemas.openxmlformats.org/drawingml/2006/main">
+              <a:graphicData uri="http://schemas.openxmlformats.org/drawingml/2006/picture">
+                <pic:pic xmlns:pic="http://schemas.openxmlformats.org/drawingml/2006/picture">
+                  <pic:nvPicPr>
+                    <pic:cNvPr id="710" name="screenshot10.png"/>
+                    <pic:cNvPicPr/>
+                  </pic:nvPicPr>
+                  <pic:blipFill>
+                    <a:blip r:embed="rIdImg10"/>
+                    <a:stretch>
+                      <a:fillRect/>
+                    </a:stretch>
+                  </pic:blipFill>
+                  <pic:spPr>
+                    <a:xfrm>
+                      <a:off x="0" y="0"/>
+                      <a:ext cx="5760720" cy="2589020"/>
+                    </a:xfrm>
+                    <a:prstGeom prst="rect">
+                      <a:avLst/>
+                    </a:prstGeom>
+                    <a:ln w="9525">
+                      <a:solidFill>
+                        <a:srgbClr val="BFBFBF"/>
+                      </a:solidFill>
+                    </a:ln>
+                  </pic:spPr>
+                </pic:pic>
+              </a:graphicData>
+            </a:graphic>
+          </wp:inline>
+        </w:drawing>
+      </w:r>
+    </w:p>
+    <w:p>
+      <w:pPr>
+        <w:spacing w:before="0" w:after="160"/>
+        <w:jc w:val="center"/>
+      </w:pPr>
+      <w:r>
+        <w:rPr>
+          <w:i/>
+          <w:color w:val="7F7F7F"/>
+          <w:sz w:val="17"/>
+        </w:rPr>
+        <w:t xml:space="preserve">Close Previous Trip — enter the End KM, then Save &amp; Exit.</w:t>
+      </w:r>
+    </w:p>
+    <w:p>
+      <w:pPr>
+        <w:keepNext/>
+        <w:spacing w:before="80" w:after="20"/>
+        <w:jc w:val="center"/>
+      </w:pPr>
+      <w:r>
+        <w:drawing>
+          <wp:inline distT="0" distB="0" distL="0" distR="0">
+            <wp:extent cx="5760720" cy="2586017"/>
+            <wp:effectExtent l="0" t="0" r="0" b="0"/>
+            <wp:docPr id="715" name="screenshot15.png"/>
+            <wp:cNvGraphicFramePr>
+              <a:graphicFrameLocks xmlns:a="http://schemas.openxmlformats.org/drawingml/2006/main" noChangeAspect="1"/>
+            </wp:cNvGraphicFramePr>
+            <a:graphic xmlns:a="http://schemas.openxmlformats.org/drawingml/2006/main">
+              <a:graphicData uri="http://schemas.openxmlformats.org/drawingml/2006/picture">
+                <pic:pic xmlns:pic="http://schemas.openxmlformats.org/drawingml/2006/picture">
+                  <pic:nvPicPr>
+                    <pic:cNvPr id="715" name="screenshot15.png"/>
+                    <pic:cNvPicPr/>
+                  </pic:nvPicPr>
+                  <pic:blipFill>
+                    <a:blip r:embed="rIdImg15"/>
+                    <a:stretch>
+                      <a:fillRect/>
+                    </a:stretch>
+                  </pic:blipFill>
+                  <pic:spPr>
+                    <a:xfrm>
+                      <a:off x="0" y="0"/>
+                      <a:ext cx="5760720" cy="2586017"/>
+                    </a:xfrm>
+                    <a:prstGeom prst="rect">
+                      <a:avLst/>
+                    </a:prstGeom>
+                    <a:ln w="9525">
+                      <a:solidFill>
+                        <a:srgbClr val="BFBFBF"/>
+                      </a:solidFill>
+                    </a:ln>
+                  </pic:spPr>
+                </pic:pic>
+              </a:graphicData>
+            </a:graphic>
+          </wp:inline>
+        </w:drawing>
+      </w:r>
+    </w:p>
+    <w:p>
+      <w:pPr>
+        <w:spacing w:before="0" w:after="160"/>
+        <w:jc w:val="center"/>
+      </w:pPr>
+      <w:r>
+        <w:rPr>
+          <w:i/>
+          <w:color w:val="7F7F7F"/>
+          <w:sz w:val="17"/>
+        </w:rPr>
+        <w:t xml:space="preserve">Closing the previous trip with the End KM entered.</w:t>
+      </w:r>
+    </w:p>
+    <w:p>
+      <w:pPr>
+        <w:keepNext/>
+        <w:spacing w:before="80" w:after="20"/>
+        <w:jc w:val="center"/>
+      </w:pPr>
+      <w:r>
+        <w:drawing>
+          <wp:inline distT="0" distB="0" distL="0" distR="0">
+            <wp:extent cx="5760720" cy="3386557"/>
+            <wp:effectExtent l="0" t="0" r="0" b="0"/>
+            <wp:docPr id="712" name="screenshot12.png"/>
+            <wp:cNvGraphicFramePr>
+              <a:graphicFrameLocks xmlns:a="http://schemas.openxmlformats.org/drawingml/2006/main" noChangeAspect="1"/>
+            </wp:cNvGraphicFramePr>
+            <a:graphic xmlns:a="http://schemas.openxmlformats.org/drawingml/2006/main">
+              <a:graphicData uri="http://schemas.openxmlformats.org/drawingml/2006/picture">
+                <pic:pic xmlns:pic="http://schemas.openxmlformats.org/drawingml/2006/picture">
+                  <pic:nvPicPr>
+                    <pic:cNvPr id="712" name="screenshot12.png"/>
+                    <pic:cNvPicPr/>
+                  </pic:nvPicPr>
+                  <pic:blipFill>
+                    <a:blip r:embed="rIdImg12"/>
+                    <a:stretch>
+                      <a:fillRect/>
+                    </a:stretch>
+                  </pic:blipFill>
+                  <pic:spPr>
+                    <a:xfrm>
+                      <a:off x="0" y="0"/>
+                      <a:ext cx="5760720" cy="3386557"/>
+                    </a:xfrm>
+                    <a:prstGeom prst="rect">
+                      <a:avLst/>
+                    </a:prstGeom>
+                    <a:ln w="9525">
+                      <a:solidFill>
+                        <a:srgbClr val="BFBFBF"/>
+                      </a:solidFill>
+                    </a:ln>
+                  </pic:spPr>
+                </pic:pic>
+              </a:graphicData>
+            </a:graphic>
+          </wp:inline>
+        </w:drawing>
+      </w:r>
+    </w:p>
+    <w:p>
+      <w:pPr>
+        <w:spacing w:before="0" w:after="160"/>
+        <w:jc w:val="center"/>
+      </w:pPr>
+      <w:r>
+        <w:rPr>
+          <w:i/>
+          <w:color w:val="7F7F7F"/>
+          <w:sz w:val="17"/>
+        </w:rPr>
+        <w:t xml:space="preserve">Add Additional Trip — choose the trip and the visit.</w:t>
+      </w:r>
+    </w:p>
+    <w:p>
+      <w:pPr>
+        <w:keepNext/>
+        <w:spacing w:before="80" w:after="20"/>
+        <w:jc w:val="center"/>
+      </w:pPr>
+      <w:r>
+        <w:drawing>
+          <wp:inline distT="0" distB="0" distL="0" distR="0">
+            <wp:extent cx="5760720" cy="2567996"/>
+            <wp:effectExtent l="0" t="0" r="0" b="0"/>
+            <wp:docPr id="713" name="screenshot13.png"/>
+            <wp:cNvGraphicFramePr>
+              <a:graphicFrameLocks xmlns:a="http://schemas.openxmlformats.org/drawingml/2006/main" noChangeAspect="1"/>
+            </wp:cNvGraphicFramePr>
+            <a:graphic xmlns:a="http://schemas.openxmlformats.org/drawingml/2006/main">
+              <a:graphicData uri="http://schemas.openxmlformats.org/drawingml/2006/picture">
+                <pic:pic xmlns:pic="http://schemas.openxmlformats.org/drawingml/2006/picture">
+                  <pic:nvPicPr>
+                    <pic:cNvPr id="713" name="screenshot13.png"/>
+                    <pic:cNvPicPr/>
+                  </pic:nvPicPr>
+                  <pic:blipFill>
+                    <a:blip r:embed="rIdImg13"/>
+                    <a:stretch>
+                      <a:fillRect/>
+                    </a:stretch>
+                  </pic:blipFill>
+                  <pic:spPr>
+                    <a:xfrm>
+                      <a:off x="0" y="0"/>
+                      <a:ext cx="5760720" cy="2567996"/>
+                    </a:xfrm>
+                    <a:prstGeom prst="rect">
+                      <a:avLst/>
+                    </a:prstGeom>
+                    <a:ln w="9525">
+                      <a:solidFill>
+                        <a:srgbClr val="BFBFBF"/>
+                      </a:solidFill>
+                    </a:ln>
+                  </pic:spPr>
+                </pic:pic>
+              </a:graphicData>
+            </a:graphic>
+          </wp:inline>
+        </w:drawing>
+      </w:r>
+    </w:p>
+    <w:p>
+      <w:pPr>
+        <w:spacing w:before="0" w:after="160"/>
+        <w:jc w:val="center"/>
+      </w:pPr>
+      <w:r>
+        <w:rPr>
+          <w:i/>
+          <w:color w:val="7F7F7F"/>
+          <w:sz w:val="17"/>
+        </w:rPr>
+        <w:t xml:space="preserve">Add Additional Trip with its customer visit attached.</w:t>
+      </w:r>
+    </w:p>
+    <w:p>
+      <w:pPr>
+        <w:keepNext/>
+        <w:spacing w:before="80" w:after="20"/>
+        <w:jc w:val="center"/>
+      </w:pPr>
+      <w:r>
+        <w:drawing>
+          <wp:inline distT="0" distB="0" distL="0" distR="0">
+            <wp:extent cx="5760720" cy="3000448"/>
+            <wp:effectExtent l="0" t="0" r="0" b="0"/>
+            <wp:docPr id="711" name="screenshot11.png"/>
+            <wp:cNvGraphicFramePr>
+              <a:graphicFrameLocks xmlns:a="http://schemas.openxmlformats.org/drawingml/2006/main" noChangeAspect="1"/>
+            </wp:cNvGraphicFramePr>
+            <a:graphic xmlns:a="http://schemas.openxmlformats.org/drawingml/2006/main">
+              <a:graphicData uri="http://schemas.openxmlformats.org/drawingml/2006/picture">
+                <pic:pic xmlns:pic="http://schemas.openxmlformats.org/drawingml/2006/picture">
+                  <pic:nvPicPr>
+                    <pic:cNvPr id="711" name="screenshot11.png"/>
+                    <pic:cNvPicPr/>
+                  </pic:nvPicPr>
+                  <pic:blipFill>
+                    <a:blip r:embed="rIdImg11"/>
+                    <a:stretch>
+                      <a:fillRect/>
+                    </a:stretch>
+                  </pic:blipFill>
+                  <pic:spPr>
+                    <a:xfrm>
+                      <a:off x="0" y="0"/>
+                      <a:ext cx="5760720" cy="3000448"/>
+                    </a:xfrm>
+                    <a:prstGeom prst="rect">
+                      <a:avLst/>
+                    </a:prstGeom>
+                    <a:ln w="9525">
+                      <a:solidFill>
+                        <a:srgbClr val="BFBFBF"/>
+                      </a:solidFill>
+                    </a:ln>
+                  </pic:spPr>
+                </pic:pic>
+              </a:graphicData>
+            </a:graphic>
+          </wp:inline>
+        </w:drawing>
+      </w:r>
+    </w:p>
+    <w:p>
+      <w:pPr>
+        <w:spacing w:before="0" w:after="160"/>
+        <w:jc w:val="center"/>
+      </w:pPr>
+      <w:r>
+        <w:rPr>
+          <w:i/>
+          <w:color w:val="7F7F7F"/>
+          <w:sz w:val="17"/>
+        </w:rPr>
+        <w:t xml:space="preserve">Creating a customer visit from the field-attendance flow.</w:t>
       </w:r>
     </w:p>
     <w:tbl>
@@ -1135,6 +2119,195 @@
     </w:p>
     <w:p>
       <w:pPr>
+        <w:keepNext/>
+        <w:spacing w:before="80" w:after="20"/>
+        <w:jc w:val="center"/>
+      </w:pPr>
+      <w:r>
+        <w:drawing>
+          <wp:inline distT="0" distB="0" distL="0" distR="0">
+            <wp:extent cx="5760720" cy="2538571"/>
+            <wp:effectExtent l="0" t="0" r="0" b="0"/>
+            <wp:docPr id="716" name="screenshot16.png"/>
+            <wp:cNvGraphicFramePr>
+              <a:graphicFrameLocks xmlns:a="http://schemas.openxmlformats.org/drawingml/2006/main" noChangeAspect="1"/>
+            </wp:cNvGraphicFramePr>
+            <a:graphic xmlns:a="http://schemas.openxmlformats.org/drawingml/2006/main">
+              <a:graphicData uri="http://schemas.openxmlformats.org/drawingml/2006/picture">
+                <pic:pic xmlns:pic="http://schemas.openxmlformats.org/drawingml/2006/picture">
+                  <pic:nvPicPr>
+                    <pic:cNvPr id="716" name="screenshot16.png"/>
+                    <pic:cNvPicPr/>
+                  </pic:nvPicPr>
+                  <pic:blipFill>
+                    <a:blip r:embed="rIdImg16"/>
+                    <a:stretch>
+                      <a:fillRect/>
+                    </a:stretch>
+                  </pic:blipFill>
+                  <pic:spPr>
+                    <a:xfrm>
+                      <a:off x="0" y="0"/>
+                      <a:ext cx="5760720" cy="2538571"/>
+                    </a:xfrm>
+                    <a:prstGeom prst="rect">
+                      <a:avLst/>
+                    </a:prstGeom>
+                    <a:ln w="9525">
+                      <a:solidFill>
+                        <a:srgbClr val="BFBFBF"/>
+                      </a:solidFill>
+                    </a:ln>
+                  </pic:spPr>
+                </pic:pic>
+              </a:graphicData>
+            </a:graphic>
+          </wp:inline>
+        </w:drawing>
+      </w:r>
+    </w:p>
+    <w:p>
+      <w:pPr>
+        <w:spacing w:before="0" w:after="160"/>
+        <w:jc w:val="center"/>
+      </w:pPr>
+      <w:r>
+        <w:rPr>
+          <w:i/>
+          <w:color w:val="7F7F7F"/>
+          <w:sz w:val="17"/>
+        </w:rPr>
+        <w:t xml:space="preserve">Primary Trip (Via Office or Direct) — choose the return route.</w:t>
+      </w:r>
+    </w:p>
+    <w:p>
+      <w:pPr>
+        <w:keepNext/>
+        <w:spacing w:before="80" w:after="20"/>
+        <w:jc w:val="center"/>
+      </w:pPr>
+      <w:r>
+        <w:drawing>
+          <wp:inline distT="0" distB="0" distL="0" distR="0">
+            <wp:extent cx="5760720" cy="2565674"/>
+            <wp:effectExtent l="0" t="0" r="0" b="0"/>
+            <wp:docPr id="717" name="screenshot17.png"/>
+            <wp:cNvGraphicFramePr>
+              <a:graphicFrameLocks xmlns:a="http://schemas.openxmlformats.org/drawingml/2006/main" noChangeAspect="1"/>
+            </wp:cNvGraphicFramePr>
+            <a:graphic xmlns:a="http://schemas.openxmlformats.org/drawingml/2006/main">
+              <a:graphicData uri="http://schemas.openxmlformats.org/drawingml/2006/picture">
+                <pic:pic xmlns:pic="http://schemas.openxmlformats.org/drawingml/2006/picture">
+                  <pic:nvPicPr>
+                    <pic:cNvPr id="717" name="screenshot17.png"/>
+                    <pic:cNvPicPr/>
+                  </pic:nvPicPr>
+                  <pic:blipFill>
+                    <a:blip r:embed="rIdImg17"/>
+                    <a:stretch>
+                      <a:fillRect/>
+                    </a:stretch>
+                  </pic:blipFill>
+                  <pic:spPr>
+                    <a:xfrm>
+                      <a:off x="0" y="0"/>
+                      <a:ext cx="5760720" cy="2565674"/>
+                    </a:xfrm>
+                    <a:prstGeom prst="rect">
+                      <a:avLst/>
+                    </a:prstGeom>
+                    <a:ln w="9525">
+                      <a:solidFill>
+                        <a:srgbClr val="BFBFBF"/>
+                      </a:solidFill>
+                    </a:ln>
+                  </pic:spPr>
+                </pic:pic>
+              </a:graphicData>
+            </a:graphic>
+          </wp:inline>
+        </w:drawing>
+      </w:r>
+    </w:p>
+    <w:p>
+      <w:pPr>
+        <w:spacing w:before="0" w:after="160"/>
+        <w:jc w:val="center"/>
+      </w:pPr>
+      <w:r>
+        <w:rPr>
+          <w:i/>
+          <w:color w:val="7F7F7F"/>
+          <w:sz w:val="17"/>
+        </w:rPr>
+        <w:t xml:space="preserve">Creating the return source trip back home.</w:t>
+      </w:r>
+    </w:p>
+    <w:p>
+      <w:pPr>
+        <w:keepNext/>
+        <w:spacing w:before="80" w:after="20"/>
+        <w:jc w:val="center"/>
+      </w:pPr>
+      <w:r>
+        <w:drawing>
+          <wp:inline distT="0" distB="0" distL="0" distR="0">
+            <wp:extent cx="5760720" cy="2604038"/>
+            <wp:effectExtent l="0" t="0" r="0" b="0"/>
+            <wp:docPr id="718" name="screenshot18.png"/>
+            <wp:cNvGraphicFramePr>
+              <a:graphicFrameLocks xmlns:a="http://schemas.openxmlformats.org/drawingml/2006/main" noChangeAspect="1"/>
+            </wp:cNvGraphicFramePr>
+            <a:graphic xmlns:a="http://schemas.openxmlformats.org/drawingml/2006/main">
+              <a:graphicData uri="http://schemas.openxmlformats.org/drawingml/2006/picture">
+                <pic:pic xmlns:pic="http://schemas.openxmlformats.org/drawingml/2006/picture">
+                  <pic:nvPicPr>
+                    <pic:cNvPr id="718" name="screenshot18.png"/>
+                    <pic:cNvPicPr/>
+                  </pic:nvPicPr>
+                  <pic:blipFill>
+                    <a:blip r:embed="rIdImg18"/>
+                    <a:stretch>
+                      <a:fillRect/>
+                    </a:stretch>
+                  </pic:blipFill>
+                  <pic:spPr>
+                    <a:xfrm>
+                      <a:off x="0" y="0"/>
+                      <a:ext cx="5760720" cy="2604038"/>
+                    </a:xfrm>
+                    <a:prstGeom prst="rect">
+                      <a:avLst/>
+                    </a:prstGeom>
+                    <a:ln w="9525">
+                      <a:solidFill>
+                        <a:srgbClr val="BFBFBF"/>
+                      </a:solidFill>
+                    </a:ln>
+                  </pic:spPr>
+                </pic:pic>
+              </a:graphicData>
+            </a:graphic>
+          </wp:inline>
+        </w:drawing>
+      </w:r>
+    </w:p>
+    <w:p>
+      <w:pPr>
+        <w:spacing w:before="0" w:after="160"/>
+        <w:jc w:val="center"/>
+      </w:pPr>
+      <w:r>
+        <w:rPr>
+          <w:i/>
+          <w:color w:val="7F7F7F"/>
+          <w:sz w:val="17"/>
+        </w:rPr>
+        <w:t xml:space="preserve">The Direct (Visit → Home) return leg selected.</w:t>
+      </w:r>
+    </w:p>
+    <w:p>
+      <w:pPr>
         <w:spacing w:before="200" w:after="40"/>
       </w:pPr>
       <w:r>
@@ -1227,6 +2400,69 @@
         <w:t>At the end of the day click Check Out Now at the top. If a trip is still open you are asked for the End KM first (Save &amp; Exit). On check-out the last trip is closed, every visit is marked Done, and the whole record locks read-only.</w:t>
       </w:r>
     </w:p>
+    <w:p>
+      <w:pPr>
+        <w:keepNext/>
+        <w:spacing w:before="80" w:after="20"/>
+        <w:jc w:val="center"/>
+      </w:pPr>
+      <w:r>
+        <w:drawing>
+          <wp:inline distT="0" distB="0" distL="0" distR="0">
+            <wp:extent cx="5400675" cy="5734050"/>
+            <wp:effectExtent l="0" t="0" r="0" b="0"/>
+            <wp:docPr id="720" name="screenshot20.png"/>
+            <wp:cNvGraphicFramePr>
+              <a:graphicFrameLocks xmlns:a="http://schemas.openxmlformats.org/drawingml/2006/main" noChangeAspect="1"/>
+            </wp:cNvGraphicFramePr>
+            <a:graphic xmlns:a="http://schemas.openxmlformats.org/drawingml/2006/main">
+              <a:graphicData uri="http://schemas.openxmlformats.org/drawingml/2006/picture">
+                <pic:pic xmlns:pic="http://schemas.openxmlformats.org/drawingml/2006/picture">
+                  <pic:nvPicPr>
+                    <pic:cNvPr id="720" name="screenshot20.png"/>
+                    <pic:cNvPicPr/>
+                  </pic:nvPicPr>
+                  <pic:blipFill>
+                    <a:blip r:embed="rIdImg20"/>
+                    <a:stretch>
+                      <a:fillRect/>
+                    </a:stretch>
+                  </pic:blipFill>
+                  <pic:spPr>
+                    <a:xfrm>
+                      <a:off x="0" y="0"/>
+                      <a:ext cx="5400675" cy="5734050"/>
+                    </a:xfrm>
+                    <a:prstGeom prst="rect">
+                      <a:avLst/>
+                    </a:prstGeom>
+                    <a:ln w="9525">
+                      <a:solidFill>
+                        <a:srgbClr val="BFBFBF"/>
+                      </a:solidFill>
+                    </a:ln>
+                  </pic:spPr>
+                </pic:pic>
+              </a:graphicData>
+            </a:graphic>
+          </wp:inline>
+        </w:drawing>
+      </w:r>
+    </w:p>
+    <w:p>
+      <w:pPr>
+        <w:spacing w:before="0" w:after="160"/>
+        <w:jc w:val="center"/>
+      </w:pPr>
+      <w:r>
+        <w:rPr>
+          <w:i/>
+          <w:color w:val="7F7F7F"/>
+          <w:sz w:val="17"/>
+        </w:rPr>
+        <w:t xml:space="preserve">After check-out the record is locked read-only.</w:t>
+      </w:r>
+    </w:p>
     <w:tbl>
       <w:tblPr>
         <w:tblW w:type="auto" w:w="0"/>
@@ -1305,7 +2541,7 @@
                 <w:color w:val="FFFFFF"/>
                 <w:sz w:val="28"/>
               </w:rPr>
-              <w:t>PART 4   Reviewing &amp; the Mobile App</w:t>
+              <w:t>PART 4   Reviewing Field Attendance</w:t>
             </w:r>
           </w:p>
         </w:tc>
@@ -1362,361 +2598,6 @@
         </w:rPr>
         <w:t>Managers open All Field Records to review any employee's day. Group by Employee, Department, Trip, Date or Month, and filter by My Records, Late Only, With Deduction or Waived. Open any record to inspect the trips, visits, GPS and trip totals.</w:t>
       </w:r>
-    </w:p>
-    <w:p>
-      <w:pPr>
-        <w:spacing w:before="200" w:after="40"/>
-      </w:pPr>
-      <w:r>
-        <w:rPr>
-          <w:b/>
-          <w:i w:val="0"/>
-          <w:color w:val="FFFFFF"/>
-          <w:sz w:val="20"/>
-          <w:shd w:val="clear" w:color="auto" w:fill="2D75B6"/>
-        </w:rPr>
-        <w:t xml:space="preserve">  Step 13  </w:t>
-      </w:r>
-      <w:r>
-        <w:rPr>
-          <w:b w:val="0"/>
-          <w:i w:val="0"/>
-          <w:color w:val="333333"/>
-          <w:sz w:val="20"/>
-        </w:rPr>
-        <w:t xml:space="preserve">  </w:t>
-      </w:r>
-      <w:r>
-        <w:rPr>
-          <w:b/>
-          <w:i w:val="0"/>
-          <w:color w:val="1F4D79"/>
-          <w:sz w:val="25"/>
-        </w:rPr>
-        <w:t>Use the mobile app</w:t>
-      </w:r>
-    </w:p>
-    <w:p>
-      <w:pPr>
-        <w:spacing w:after="120"/>
-      </w:pPr>
-      <w:r>
-        <w:rPr>
-          <w:b w:val="0"/>
-          <w:i w:val="0"/>
-          <w:color w:val="333333"/>
-          <w:sz w:val="21"/>
-        </w:rPr>
-        <w:t>The phone app drives the same flow through server (RPC) methods — it fetches today's record, sets up the primary trip, adds additional and return trips, closes open trips and checks out. The table below lists the main calls.</w:t>
-      </w:r>
-    </w:p>
-    <w:tbl>
-      <w:tblPr>
-        <w:tblW w:type="auto" w:w="0"/>
-        <w:jc w:val="center"/>
-        <w:tblLook w:firstColumn="1" w:firstRow="1" w:lastColumn="0" w:lastRow="0" w:noHBand="0" w:noVBand="1" w:val="04A0"/>
-        <w:tblBorders>
-          <w:top w:val="single" w:sz="6" w:space="0" w:color="BFBFBF"/>
-          <w:left w:val="single" w:sz="6" w:space="0" w:color="BFBFBF"/>
-          <w:bottom w:val="single" w:sz="6" w:space="0" w:color="BFBFBF"/>
-          <w:right w:val="single" w:sz="6" w:space="0" w:color="BFBFBF"/>
-          <w:insideH w:val="single" w:sz="6" w:space="0" w:color="BFBFBF"/>
-          <w:insideV w:val="single" w:sz="6" w:space="0" w:color="BFBFBF"/>
-        </w:tblBorders>
-      </w:tblPr>
-      <w:tblGrid>
-        <w:gridCol w:w="4980"/>
-        <w:gridCol w:w="4980"/>
-      </w:tblGrid>
-      <w:tr>
-        <w:tc>
-          <w:tcPr>
-            <w:tcW w:w="4150" w:type="dxa"/>
-            <w:shd w:val="clear" w:color="auto" w:fill="1F4D79"/>
-            <w:vAlign w:val="center"/>
-          </w:tcPr>
-          <w:p>
-            <w:pPr>
-              <w:spacing w:before="40" w:after="40"/>
-            </w:pPr>
-            <w:r>
-              <w:rPr>
-                <w:b/>
-                <w:i w:val="0"/>
-                <w:color w:val="FFFFFF"/>
-                <w:sz w:val="19"/>
-              </w:rPr>
-              <w:t>Server method</w:t>
-            </w:r>
-          </w:p>
-        </w:tc>
-        <w:tc>
-          <w:tcPr>
-            <w:tcW w:w="5810" w:type="dxa"/>
-            <w:shd w:val="clear" w:color="auto" w:fill="1F4D79"/>
-            <w:vAlign w:val="center"/>
-          </w:tcPr>
-          <w:p>
-            <w:pPr>
-              <w:spacing w:before="40" w:after="40"/>
-            </w:pPr>
-            <w:r>
-              <w:rPr>
-                <w:b/>
-                <w:i w:val="0"/>
-                <w:color w:val="FFFFFF"/>
-                <w:sz w:val="19"/>
-              </w:rPr>
-              <w:t>What it does</w:t>
-            </w:r>
-          </w:p>
-        </w:tc>
-      </w:tr>
-      <w:tr>
-        <w:tc>
-          <w:tcPr>
-            <w:tcW w:w="4150" w:type="dxa"/>
-          </w:tcPr>
-          <w:p>
-            <w:pPr>
-              <w:spacing w:before="40" w:after="40"/>
-            </w:pPr>
-            <w:r>
-              <w:rPr>
-                <w:b/>
-                <w:i w:val="0"/>
-                <w:color w:val="333333"/>
-                <w:sz w:val="19"/>
-              </w:rPr>
-              <w:t>get_today_field_attendance</w:t>
-            </w:r>
-          </w:p>
-        </w:tc>
-        <w:tc>
-          <w:tcPr>
-            <w:tcW w:w="5810" w:type="dxa"/>
-          </w:tcPr>
-          <w:p>
-            <w:pPr>
-              <w:spacing w:before="40" w:after="40"/>
-            </w:pPr>
-            <w:r>
-              <w:rPr>
-                <w:b w:val="0"/>
-                <w:i w:val="0"/>
-                <w:color w:val="333333"/>
-                <w:sz w:val="19"/>
-              </w:rPr>
-              <w:t>Fetch (or create) today's field attendance for an employee.</w:t>
-            </w:r>
-          </w:p>
-        </w:tc>
-      </w:tr>
-      <w:tr>
-        <w:tc>
-          <w:tcPr>
-            <w:tcW w:w="4150" w:type="dxa"/>
-          </w:tcPr>
-          <w:p>
-            <w:pPr>
-              <w:spacing w:before="40" w:after="40"/>
-            </w:pPr>
-            <w:r>
-              <w:rPr>
-                <w:b/>
-                <w:i w:val="0"/>
-                <w:color w:val="333333"/>
-                <w:sz w:val="19"/>
-              </w:rPr>
-              <w:t>field_action_setup_primary_trip</w:t>
-            </w:r>
-          </w:p>
-        </w:tc>
-        <w:tc>
-          <w:tcPr>
-            <w:tcW w:w="5810" w:type="dxa"/>
-          </w:tcPr>
-          <w:p>
-            <w:pPr>
-              <w:spacing w:before="40" w:after="40"/>
-            </w:pPr>
-            <w:r>
-              <w:rPr>
-                <w:b w:val="0"/>
-                <w:i w:val="0"/>
-                <w:color w:val="333333"/>
-                <w:sz w:val="19"/>
-              </w:rPr>
-              <w:t>Set the primary trip and auto-start it.</w:t>
-            </w:r>
-          </w:p>
-        </w:tc>
-      </w:tr>
-      <w:tr>
-        <w:tc>
-          <w:tcPr>
-            <w:tcW w:w="4150" w:type="dxa"/>
-          </w:tcPr>
-          <w:p>
-            <w:pPr>
-              <w:spacing w:before="40" w:after="40"/>
-            </w:pPr>
-            <w:r>
-              <w:rPr>
-                <w:b/>
-                <w:i w:val="0"/>
-                <w:color w:val="333333"/>
-                <w:sz w:val="19"/>
-              </w:rPr>
-              <w:t>field_action_create_additional_trip</w:t>
-            </w:r>
-          </w:p>
-        </w:tc>
-        <w:tc>
-          <w:tcPr>
-            <w:tcW w:w="5810" w:type="dxa"/>
-          </w:tcPr>
-          <w:p>
-            <w:pPr>
-              <w:spacing w:before="40" w:after="40"/>
-            </w:pPr>
-            <w:r>
-              <w:rPr>
-                <w:b w:val="0"/>
-                <w:i w:val="0"/>
-                <w:color w:val="333333"/>
-                <w:sz w:val="19"/>
-              </w:rPr>
-              <w:t>Add a secondary / additional trip with its visit.</w:t>
-            </w:r>
-          </w:p>
-        </w:tc>
-      </w:tr>
-      <w:tr>
-        <w:tc>
-          <w:tcPr>
-            <w:tcW w:w="4150" w:type="dxa"/>
-          </w:tcPr>
-          <w:p>
-            <w:pPr>
-              <w:spacing w:before="40" w:after="40"/>
-            </w:pPr>
-            <w:r>
-              <w:rPr>
-                <w:b/>
-                <w:i w:val="0"/>
-                <w:color w:val="333333"/>
-                <w:sz w:val="19"/>
-              </w:rPr>
-              <w:t>field_action_create_return_trip</w:t>
-            </w:r>
-          </w:p>
-        </w:tc>
-        <w:tc>
-          <w:tcPr>
-            <w:tcW w:w="5810" w:type="dxa"/>
-          </w:tcPr>
-          <w:p>
-            <w:pPr>
-              <w:spacing w:before="40" w:after="40"/>
-            </w:pPr>
-            <w:r>
-              <w:rPr>
-                <w:b w:val="0"/>
-                <w:i w:val="0"/>
-                <w:color w:val="333333"/>
-                <w:sz w:val="19"/>
-              </w:rPr>
-              <w:t>Add a return-home leg (via office or direct).</w:t>
-            </w:r>
-          </w:p>
-        </w:tc>
-      </w:tr>
-      <w:tr>
-        <w:tc>
-          <w:tcPr>
-            <w:tcW w:w="4150" w:type="dxa"/>
-          </w:tcPr>
-          <w:p>
-            <w:pPr>
-              <w:spacing w:before="40" w:after="40"/>
-            </w:pPr>
-            <w:r>
-              <w:rPr>
-                <w:b/>
-                <w:i w:val="0"/>
-                <w:color w:val="333333"/>
-                <w:sz w:val="19"/>
-              </w:rPr>
-              <w:t>field_action_close_previous_trip</w:t>
-            </w:r>
-          </w:p>
-        </w:tc>
-        <w:tc>
-          <w:tcPr>
-            <w:tcW w:w="5810" w:type="dxa"/>
-          </w:tcPr>
-          <w:p>
-            <w:pPr>
-              <w:spacing w:before="40" w:after="40"/>
-            </w:pPr>
-            <w:r>
-              <w:rPr>
-                <w:b w:val="0"/>
-                <w:i w:val="0"/>
-                <w:color w:val="333333"/>
-                <w:sz w:val="19"/>
-              </w:rPr>
-              <w:t>End an open trip with its End KM.</w:t>
-            </w:r>
-          </w:p>
-        </w:tc>
-      </w:tr>
-      <w:tr>
-        <w:tc>
-          <w:tcPr>
-            <w:tcW w:w="4150" w:type="dxa"/>
-          </w:tcPr>
-          <w:p>
-            <w:pPr>
-              <w:spacing w:before="40" w:after="40"/>
-            </w:pPr>
-            <w:r>
-              <w:rPr>
-                <w:b/>
-                <w:i w:val="0"/>
-                <w:color w:val="333333"/>
-                <w:sz w:val="19"/>
-              </w:rPr>
-              <w:t>field_action_check_out</w:t>
-            </w:r>
-          </w:p>
-        </w:tc>
-        <w:tc>
-          <w:tcPr>
-            <w:tcW w:w="5810" w:type="dxa"/>
-          </w:tcPr>
-          <w:p>
-            <w:pPr>
-              <w:spacing w:before="40" w:after="40"/>
-            </w:pPr>
-            <w:r>
-              <w:rPr>
-                <w:b w:val="0"/>
-                <w:i w:val="0"/>
-                <w:color w:val="333333"/>
-                <w:sz w:val="19"/>
-              </w:rPr>
-              <w:t>Close the last trip, mark visits done and check out.</w:t>
-            </w:r>
-          </w:p>
-        </w:tc>
-      </w:tr>
-    </w:tbl>
-    <w:p>
-      <w:pPr>
-        <w:spacing w:after="0"/>
-      </w:pPr>
     </w:p>
     <w:p>
       <w:pPr>

--- a/document/Module documents/HR_Field_Attendance_User_Manual.docx
+++ b/document/Module documents/HR_Field_Attendance_User_Manual.docx
@@ -1146,7 +1146,7 @@
           <w:color w:val="333333"/>
           <w:sz w:val="21"/>
         </w:rPr>
-        <w:t>The Trip Totals group adds everything up for the day: Total KM Travelled, Total Duration, Total Fuel (Litres) and Total Fuel Amount. These are calculated automatically from all the trips on the record.</w:t>
+        <w:t>The Trip Totals group adds everything up for the day: Total KM Travelled, Total Duration, Total Fuel (Litres) and Total Fuel Amount. These are calculated automatically from all the trips on the record. Every time on the record — each trip's Start Time and End Time, and each visit's Date / Time — is now shown in the company's Office Timezone. Start Time and End Time are read-only: they are captured automatically when you start and close a trip, so you no longer type them in.</w:t>
       </w:r>
     </w:p>
     <w:tbl>
@@ -1702,7 +1702,7 @@
           <w:color w:val="333333"/>
           <w:sz w:val="21"/>
         </w:rPr>
-        <w:t>Each time you drive to a new stop, click Add Additional Trip. If a trip is still open, a Close Previous Trip pop-up appears first — enter the End KM and click Save &amp; Exit; the open trip is ended automatically and the next trip's pop-up opens. Pick the trip and the visit, enter the Start KM, and save.</w:t>
+        <w:t>Each time you drive to a new stop, click Add Additional Trip. If a trip is still open, a Close Previous Trip pop-up appears first — enter the End KM and click Save &amp; Exit; the open trip is ended automatically and the next trip's pop-up opens. Pick the trip and the visit, enter the Start KM, and save. The Start KM is pre-filled from the previous trip's End KM, so you usually just confirm it.</w:t>
       </w:r>
     </w:p>
     <w:p>
@@ -3098,6 +3098,21 @@
     </w:p>
     <w:p>
       <w:pPr>
+        <w:pStyle w:val="ListBullet"/>
+        <w:spacing w:after="40"/>
+      </w:pPr>
+      <w:r>
+        <w:rPr>
+          <w:b w:val="0"/>
+          <w:i w:val="0"/>
+          <w:color w:val="333333"/>
+          <w:sz w:val="21"/>
+        </w:rPr>
+        <w:t>All trip and visit times are shown in the Office Timezone; a trip's Start and End times are captured automatically when you start and close it.</w:t>
+      </w:r>
+    </w:p>
+    <w:p>
+      <w:pPr>
         <w:spacing w:after="0"/>
       </w:pPr>
     </w:p>

--- a/document/Module documents/HR_Field_Attendance_User_Manual.docx
+++ b/document/Module documents/HR_Field_Attendance_User_Manual.docx
@@ -429,7 +429,7 @@
           <w:color w:val="333333"/>
           <w:sz w:val="21"/>
         </w:rPr>
-        <w:t>Field attendance lives in two convenient places, so you can reach it from the desktop or the standalone app icon.</w:t>
+        <w:t>Field attendance lives in two convenient places, so you can reach it from the main menu or its app-launcher icon.</w:t>
       </w:r>
     </w:p>
     <w:p>
@@ -1246,7 +1246,7 @@
           <w:color w:val="333333"/>
           <w:sz w:val="21"/>
         </w:rPr>
-        <w:t>Start your day with a check-in (from the app or the form). The attendance is marked as a Field source and the workflow guidance banner appears to point you to the next action.</w:t>
+        <w:t>Start your day with a check-in. The attendance is marked as a Field source and the workflow guidance banner appears to point you to the next action.</w:t>
       </w:r>
     </w:p>
     <w:p>
@@ -2600,6 +2600,182 @@
       </w:r>
     </w:p>
     <w:p>
+      <w:pPr/>
+      <w:r>
+        <w:rPr>
+          <w:b/>
+          <w:color w:val="2D75B6"/>
+          <w:sz w:val="30"/>
+        </w:rPr>
+        <w:t>Trip Deviation Check</w:t>
+      </w:r>
+    </w:p>
+    <w:p>
+      <w:pPr/>
+      <w:r>
+        <w:rPr>
+          <w:b w:val="0"/>
+          <w:sz w:val="21"/>
+        </w:rPr>
+        <w:t>A trip can carry an estimate — Estimated KM and Estimated Time. When the trip is closed, the actual distance and duration are compared against that estimate (plus the tolerances HR sets in Late Tracking configuration). The result shows as a Trip Check status:</w:t>
+      </w:r>
+    </w:p>
+    <w:p>
+      <w:pPr>
+        <w:pStyle w:val="ListBullet"/>
+      </w:pPr>
+      <w:r>
+        <w:rPr>
+          <w:b w:val="0"/>
+          <w:sz w:val="21"/>
+        </w:rPr>
+        <w:t>Within Estimate — the trip stayed inside the allowed KM and time. Nothing more to do.</w:t>
+      </w:r>
+    </w:p>
+    <w:p>
+      <w:pPr>
+        <w:pStyle w:val="ListBullet"/>
+      </w:pPr>
+      <w:r>
+        <w:rPr>
+          <w:b w:val="0"/>
+          <w:sz w:val="21"/>
+        </w:rPr>
+        <w:t>Over — Check — the trip went beyond the estimate. A Deviation Reason becomes required before the record can be saved; type why the trip ran longer (detour, traffic, extra stop) in the box “Reason for going beyond the estimated KM / time…”.</w:t>
+      </w:r>
+    </w:p>
+    <w:p>
+      <w:pPr>
+        <w:keepNext/>
+        <w:spacing w:before="80" w:after="20"/>
+        <w:jc w:val="center"/>
+      </w:pPr>
+      <w:r>
+        <w:drawing>
+          <wp:inline distT="0" distB="0" distL="0" distR="0">
+            <wp:extent cx="5760720" cy="2577006"/>
+            <wp:effectExtent l="0" t="0" r="0" b="0"/>
+            <wp:docPr id="721" name="screenshot21.png"/>
+            <wp:cNvGraphicFramePr>
+              <a:graphicFrameLocks xmlns:a="http://schemas.openxmlformats.org/drawingml/2006/main" noChangeAspect="1"/>
+            </wp:cNvGraphicFramePr>
+            <a:graphic xmlns:a="http://schemas.openxmlformats.org/drawingml/2006/main">
+              <a:graphicData uri="http://schemas.openxmlformats.org/drawingml/2006/picture">
+                <pic:pic xmlns:pic="http://schemas.openxmlformats.org/drawingml/2006/picture">
+                  <pic:nvPicPr>
+                    <pic:cNvPr id="721" name="screenshot21.png"/>
+                    <pic:cNvPicPr/>
+                  </pic:nvPicPr>
+                  <pic:blipFill>
+                    <a:blip r:embed="rIdImg21"/>
+                    <a:stretch>
+                      <a:fillRect/>
+                    </a:stretch>
+                  </pic:blipFill>
+                  <pic:spPr>
+                    <a:xfrm>
+                      <a:off x="0" y="0"/>
+                      <a:ext cx="5760720" cy="2577006"/>
+                    </a:xfrm>
+                    <a:prstGeom prst="rect">
+                      <a:avLst/>
+                    </a:prstGeom>
+                    <a:ln w="9525">
+                      <a:solidFill>
+                        <a:srgbClr val="BFBFBF"/>
+                      </a:solidFill>
+                    </a:ln>
+                  </pic:spPr>
+                </pic:pic>
+              </a:graphicData>
+            </a:graphic>
+          </wp:inline>
+        </w:drawing>
+      </w:r>
+    </w:p>
+    <w:p>
+      <w:pPr>
+        <w:spacing w:before="0" w:after="160"/>
+        <w:jc w:val="center"/>
+      </w:pPr>
+      <w:r>
+        <w:rPr>
+          <w:i/>
+          <w:color w:val="7F7F7F"/>
+          <w:sz w:val="17"/>
+        </w:rPr>
+        <w:t xml:space="preserve">An ended trip flagged Over — Check — the Estimated KM / Time, the Trip Check status and the required Deviation Reason.</w:t>
+      </w:r>
+    </w:p>
+    <w:p>
+      <w:pPr/>
+      <w:r>
+        <w:rPr>
+          <w:b w:val="0"/>
+          <w:sz w:val="21"/>
+        </w:rPr>
+        <w:t>Reviewing deviations — Managers open All Field Records → Trip Summary (grouped by Employee and Date). Alongside the usual trip columns it shows:</w:t>
+      </w:r>
+    </w:p>
+    <w:p>
+      <w:pPr>
+        <w:pStyle w:val="ListBullet"/>
+      </w:pPr>
+      <w:r>
+        <w:rPr>
+          <w:b w:val="0"/>
+          <w:sz w:val="21"/>
+        </w:rPr>
+        <w:t>Extra KM — how far the trip went over its estimated distance.</w:t>
+      </w:r>
+    </w:p>
+    <w:p>
+      <w:pPr>
+        <w:pStyle w:val="ListBullet"/>
+      </w:pPr>
+      <w:r>
+        <w:rPr>
+          <w:b w:val="0"/>
+          <w:sz w:val="21"/>
+        </w:rPr>
+        <w:t>Extra Time (Hrs) — how long the trip ran over its estimated time.</w:t>
+      </w:r>
+    </w:p>
+    <w:p>
+      <w:pPr>
+        <w:pStyle w:val="ListBullet"/>
+      </w:pPr>
+      <w:r>
+        <w:rPr>
+          <w:b w:val="0"/>
+          <w:sz w:val="21"/>
+        </w:rPr>
+        <w:t>Trip Check — Within Estimate or Over — Check; rows that are over are highlighted in red.</w:t>
+      </w:r>
+    </w:p>
+    <w:p>
+      <w:pPr>
+        <w:pStyle w:val="ListBullet"/>
+      </w:pPr>
+      <w:r>
+        <w:rPr>
+          <w:b w:val="0"/>
+          <w:sz w:val="21"/>
+        </w:rPr>
+        <w:t>Deviation Reason — the explanation the employee entered.</w:t>
+      </w:r>
+    </w:p>
+    <w:p>
+      <w:pPr/>
+      <w:r>
+        <w:rPr>
+          <w:b w:val="0"/>
+          <w:sz w:val="21"/>
+        </w:rPr>
+        <w:t>Use the Over / Check filter to list only the trips that exceeded their estimate, and group by Employee or Date to scan them quickly.</w:t>
+      </w:r>
+    </w:p>
+    <w:p>
       <w:pPr>
         <w:spacing w:before="240" w:after="80"/>
         <w:pBdr>
@@ -3118,6 +3294,18 @@
     </w:p>
     <w:p>
       <w:pPr>
+        <w:pStyle w:val="ListBullet"/>
+      </w:pPr>
+      <w:r>
+        <w:rPr>
+          <w:b w:val="0"/>
+          <w:sz w:val="21"/>
+        </w:rPr>
+        <w:t>If a trip exceeds its estimated KM or time, a Deviation Reason is required — it appears in the Trip Summary for managers to review.</w:t>
+      </w:r>
+    </w:p>
+    <w:p>
+      <w:pPr>
         <w:jc w:val="center"/>
       </w:pPr>
       <w:r>
